--- a/doc/IntelGPU&BrowserCompatibilitySolutions-zh.docx
+++ b/doc/IntelGPU&BrowserCompatibilitySolutions-zh.docx
@@ -106,7 +106,43 @@
           <w:szCs w:val="24"/>
           <w:lang w:val="en-US" w:eastAsia="zh-CN"/>
         </w:rPr>
-        <w:t>、浏览器更新到最新版本</w:t>
+        <w:t>、浏览器</w:t>
+      </w:r>
+      <w:r>
+        <w:rPr>
+          <w:rFonts w:hint="default" w:asciiTheme="minorEastAsia" w:hAnsiTheme="minorEastAsia" w:cstheme="minorEastAsia"/>
+          <w:sz w:val="24"/>
+          <w:szCs w:val="24"/>
+          <w:lang w:val="en-US" w:eastAsia="zh-CN"/>
+        </w:rPr>
+        <w:t>(64</w:t>
+      </w:r>
+      <w:r>
+        <w:rPr>
+          <w:rFonts w:hint="eastAsia" w:asciiTheme="minorEastAsia" w:hAnsiTheme="minorEastAsia" w:cstheme="minorEastAsia"/>
+          <w:sz w:val="24"/>
+          <w:szCs w:val="24"/>
+          <w:lang w:val="en-US" w:eastAsia="zh-CN"/>
+        </w:rPr>
+        <w:t>位</w:t>
+      </w:r>
+      <w:r>
+        <w:rPr>
+          <w:rFonts w:hint="default" w:asciiTheme="minorEastAsia" w:hAnsiTheme="minorEastAsia" w:cstheme="minorEastAsia"/>
+          <w:sz w:val="24"/>
+          <w:szCs w:val="24"/>
+          <w:lang w:val="en-US" w:eastAsia="zh-CN"/>
+        </w:rPr>
+        <w:t>)</w:t>
+      </w:r>
+      <w:r>
+        <w:rPr>
+          <w:rFonts w:hint="eastAsia" w:asciiTheme="minorEastAsia" w:hAnsiTheme="minorEastAsia" w:cstheme="minorEastAsia"/>
+          <w:sz w:val="24"/>
+          <w:szCs w:val="24"/>
+          <w:lang w:val="en-US" w:eastAsia="zh-CN"/>
+        </w:rPr>
+        <w:t>更新到最新版本</w:t>
       </w:r>
     </w:p>
     <w:p>
@@ -224,17 +260,16 @@
         </w:rPr>
         <w:t>栏</w:t>
       </w:r>
+      <w:r>
+        <w:rPr>
+          <w:rFonts w:hint="eastAsia" w:asciiTheme="minorEastAsia" w:hAnsiTheme="minorEastAsia" w:eastAsiaTheme="minorEastAsia" w:cstheme="minorEastAsia"/>
+          <w:sz w:val="24"/>
+          <w:szCs w:val="24"/>
+          <w:lang w:val="en-US" w:eastAsia="zh-CN"/>
+        </w:rPr>
+        <w:t>输入</w:t>
+      </w:r>
       <w:bookmarkStart w:id="0" w:name="_GoBack"/>
-      <w:bookmarkEnd w:id="0"/>
-      <w:r>
-        <w:rPr>
-          <w:rFonts w:hint="eastAsia" w:asciiTheme="minorEastAsia" w:hAnsiTheme="minorEastAsia" w:eastAsiaTheme="minorEastAsia" w:cstheme="minorEastAsia"/>
-          <w:sz w:val="24"/>
-          <w:szCs w:val="24"/>
-          <w:lang w:val="en-US" w:eastAsia="zh-CN"/>
-        </w:rPr>
-        <w:t>输入</w:t>
-      </w:r>
       <w:r>
         <w:rPr>
           <w:rFonts w:hint="eastAsia" w:asciiTheme="minorEastAsia" w:hAnsiTheme="minorEastAsia" w:eastAsiaTheme="minorEastAsia" w:cstheme="minorEastAsia"/>
@@ -253,6 +288,7 @@
         </w:rPr>
         <w:t>chrome://flags/#ignore-gpu-blocklist</w:t>
       </w:r>
+      <w:bookmarkEnd w:id="0"/>
       <w:r>
         <w:rPr>
           <w:rFonts w:hint="eastAsia" w:asciiTheme="minorEastAsia" w:hAnsiTheme="minorEastAsia" w:eastAsiaTheme="minorEastAsia" w:cstheme="minorEastAsia"/>
@@ -610,7 +646,7 @@
           <w:szCs w:val="24"/>
           <w:lang w:val="en-US" w:eastAsia="zh-CN"/>
         </w:rPr>
-        <w:t>方案三（不推荐）</w:t>
+        <w:t>方案三</w:t>
       </w:r>
     </w:p>
     <w:p>
